--- a/Cryptography/docx/lab2.docx
+++ b/Cryptography/docx/lab2.docx
@@ -3333,13 +3333,12 @@
           <w:rFonts w:ascii="Times New Roman" w:hAnsi="Times New Roman" w:cs="Times New Roman"/>
           <w:b/>
           <w:bCs/>
-          <w:noProof/>
         </w:rPr>
         <w:drawing>
-          <wp:inline distT="0" distB="0" distL="0" distR="0" wp14:anchorId="5B94316E" wp14:editId="47157BA8">
-            <wp:extent cx="4114800" cy="1749240"/>
-            <wp:effectExtent l="76200" t="76200" r="133350" b="137160"/>
-            <wp:docPr id="558328385" name="Picture 1"/>
+          <wp:inline distT="0" distB="0" distL="0" distR="0" wp14:anchorId="7E9CF27A" wp14:editId="57F69EA0">
+            <wp:extent cx="4160520" cy="1736511"/>
+            <wp:effectExtent l="76200" t="76200" r="125730" b="130810"/>
+            <wp:docPr id="1664922863" name="Picture 1"/>
             <wp:cNvGraphicFramePr>
               <a:graphicFrameLocks xmlns:a="http://schemas.openxmlformats.org/drawingml/2006/main" noChangeAspect="1"/>
             </wp:cNvGraphicFramePr>
@@ -3347,7 +3346,7 @@
               <a:graphicData uri="http://schemas.openxmlformats.org/drawingml/2006/picture">
                 <pic:pic xmlns:pic="http://schemas.openxmlformats.org/drawingml/2006/picture">
                   <pic:nvPicPr>
-                    <pic:cNvPr id="558328385" name=""/>
+                    <pic:cNvPr id="1664922863" name=""/>
                     <pic:cNvPicPr/>
                   </pic:nvPicPr>
                   <pic:blipFill>
@@ -3359,7 +3358,7 @@
                   <pic:spPr>
                     <a:xfrm>
                       <a:off x="0" y="0"/>
-                      <a:ext cx="4149167" cy="1763850"/>
+                      <a:ext cx="4178992" cy="1744221"/>
                     </a:xfrm>
                     <a:prstGeom prst="rect">
                       <a:avLst/>
